--- a/portafolio-dev-2026/blocklabgd/v1.2/contrato/Anexo_A_Sitio_Web_v4.docx
+++ b/portafolio-dev-2026/blocklabgd/v1.2/contrato/Anexo_A_Sitio_Web_v4.docx
@@ -600,10 +600,10 @@
         </w:tblCellMar>
       </w:tblPr>
       <w:tblGrid>
-        <w:gridCol w:w="1765"/>
-        <w:gridCol w:w="1380"/>
-        <w:gridCol w:w="2076"/>
-        <w:gridCol w:w="4751"/>
+        <w:gridCol w:w="1770"/>
+        <w:gridCol w:w="1354"/>
+        <w:gridCol w:w="2070"/>
+        <w:gridCol w:w="4778"/>
       </w:tblGrid>
       <w:tr>
         <w:trPr>
@@ -611,7 +611,7 @@
         </w:trPr>
         <w:tc>
           <w:tcPr>
-            <w:tcW w:w="1765" w:type="dxa"/>
+            <w:tcW w:w="1770" w:type="dxa"/>
             <w:tcBorders/>
             <w:vAlign w:val="center"/>
           </w:tcPr>
@@ -631,7 +631,7 @@
         </w:tc>
         <w:tc>
           <w:tcPr>
-            <w:tcW w:w="1380" w:type="dxa"/>
+            <w:tcW w:w="1354" w:type="dxa"/>
             <w:tcBorders/>
             <w:vAlign w:val="center"/>
           </w:tcPr>
@@ -651,7 +651,7 @@
         </w:tc>
         <w:tc>
           <w:tcPr>
-            <w:tcW w:w="2076" w:type="dxa"/>
+            <w:tcW w:w="2070" w:type="dxa"/>
             <w:tcBorders/>
             <w:vAlign w:val="center"/>
           </w:tcPr>
@@ -671,7 +671,7 @@
         </w:tc>
         <w:tc>
           <w:tcPr>
-            <w:tcW w:w="4751" w:type="dxa"/>
+            <w:tcW w:w="4778" w:type="dxa"/>
             <w:tcBorders/>
             <w:vAlign w:val="center"/>
           </w:tcPr>
@@ -694,7 +694,7 @@
         <w:trPr/>
         <w:tc>
           <w:tcPr>
-            <w:tcW w:w="1765" w:type="dxa"/>
+            <w:tcW w:w="1770" w:type="dxa"/>
             <w:tcBorders/>
             <w:vAlign w:val="center"/>
           </w:tcPr>
@@ -716,7 +716,7 @@
         </w:tc>
         <w:tc>
           <w:tcPr>
-            <w:tcW w:w="1380" w:type="dxa"/>
+            <w:tcW w:w="1354" w:type="dxa"/>
             <w:tcBorders/>
             <w:vAlign w:val="center"/>
           </w:tcPr>
@@ -736,7 +736,7 @@
         </w:tc>
         <w:tc>
           <w:tcPr>
-            <w:tcW w:w="2076" w:type="dxa"/>
+            <w:tcW w:w="2070" w:type="dxa"/>
             <w:tcBorders/>
             <w:vAlign w:val="center"/>
           </w:tcPr>
@@ -756,7 +756,7 @@
         </w:tc>
         <w:tc>
           <w:tcPr>
-            <w:tcW w:w="4751" w:type="dxa"/>
+            <w:tcW w:w="4778" w:type="dxa"/>
             <w:tcBorders/>
             <w:vAlign w:val="center"/>
           </w:tcPr>
@@ -779,7 +779,7 @@
         <w:trPr/>
         <w:tc>
           <w:tcPr>
-            <w:tcW w:w="1765" w:type="dxa"/>
+            <w:tcW w:w="1770" w:type="dxa"/>
             <w:tcBorders/>
             <w:vAlign w:val="center"/>
           </w:tcPr>
@@ -801,7 +801,7 @@
         </w:tc>
         <w:tc>
           <w:tcPr>
-            <w:tcW w:w="1380" w:type="dxa"/>
+            <w:tcW w:w="1354" w:type="dxa"/>
             <w:tcBorders/>
             <w:vAlign w:val="center"/>
           </w:tcPr>
@@ -821,7 +821,7 @@
         </w:tc>
         <w:tc>
           <w:tcPr>
-            <w:tcW w:w="2076" w:type="dxa"/>
+            <w:tcW w:w="2070" w:type="dxa"/>
             <w:tcBorders/>
             <w:vAlign w:val="center"/>
           </w:tcPr>
@@ -841,7 +841,7 @@
         </w:tc>
         <w:tc>
           <w:tcPr>
-            <w:tcW w:w="4751" w:type="dxa"/>
+            <w:tcW w:w="4778" w:type="dxa"/>
             <w:tcBorders/>
             <w:vAlign w:val="center"/>
           </w:tcPr>
@@ -1801,37 +1801,37 @@
         <a:srgbClr val="000000"/>
       </a:dk1>
       <a:lt1>
-        <a:srgbClr val="ffffff"/>
+        <a:srgbClr val="FFFFFF"/>
       </a:lt1>
       <a:dk2>
         <a:srgbClr val="000000"/>
       </a:dk2>
       <a:lt2>
-        <a:srgbClr val="ffffff"/>
+        <a:srgbClr val="FFFFFF"/>
       </a:lt2>
       <a:accent1>
-        <a:srgbClr val="18a303"/>
+        <a:srgbClr val="18A303"/>
       </a:accent1>
       <a:accent2>
-        <a:srgbClr val="0369a3"/>
+        <a:srgbClr val="0369A3"/>
       </a:accent2>
       <a:accent3>
-        <a:srgbClr val="a33e03"/>
+        <a:srgbClr val="A33E03"/>
       </a:accent3>
       <a:accent4>
-        <a:srgbClr val="8e03a3"/>
+        <a:srgbClr val="8E03A3"/>
       </a:accent4>
       <a:accent5>
-        <a:srgbClr val="c99c00"/>
+        <a:srgbClr val="C99C00"/>
       </a:accent5>
       <a:accent6>
-        <a:srgbClr val="c9211e"/>
+        <a:srgbClr val="C9211E"/>
       </a:accent6>
       <a:hlink>
-        <a:srgbClr val="0000ee"/>
+        <a:srgbClr val="0000EE"/>
       </a:hlink>
       <a:folHlink>
-        <a:srgbClr val="551a8b"/>
+        <a:srgbClr val="551A8B"/>
       </a:folHlink>
     </a:clrScheme>
     <a:fontScheme name="Office">
